--- a/hin/docx/082.content.docx
+++ b/hin/docx/082.content.docx
@@ -19,7 +19,7 @@
         <w:rPr>
           <w:lang w:val="hi_IN" w:bidi="hi_IN"/>
         </w:rPr>
-        <w:t>Resource: Tyndale Open Bible Dictionary</w:t>
+        <w:t>Resource: Aquifer Open Bible Dictionary</w:t>
       </w:r>
       <w:r>
         <w:rPr>
@@ -112,7 +112,7 @@
         <w:rPr>
           <w:lang w:val="hi_IN" w:bidi="hi_IN"/>
         </w:rPr>
-        <w:t>Tyndale Open Bible Dictionary</w:t>
+        <w:t>Aquifer Open Bible Dictionary</w:t>
       </w:r>
     </w:p>
     <w:p>

--- a/hin/docx/082.content.docx
+++ b/hin/docx/082.content.docx
@@ -633,18 +633,12 @@
         </w:rPr>
         <w:t xml:space="preserve"> ने अपना निवास बनाया था। कई लोगों का मानना ​​है कि बाबेल का मीनार, जिसे परमेश्वर ने नष्ट कर दिया था, एक ज़िगगुराट मीनार था (</w:t>
       </w:r>
-      <w:hyperlink r:id="rId13">
-        <w:r>
-          <w:rPr>
-            <w:lang w:val="hi_IN" w:bidi="hi_IN"/>
-          </w:rPr>
-          <w:rPr>
-            <w:color w:val="0000EE"/>
-            <w:u w:val="single"/>
-          </w:rPr>
-          <w:t>उत 11</w:t>
-        </w:r>
-      </w:hyperlink>
+      <w:r>
+        <w:rPr>
+          <w:lang w:val="hi_IN" w:bidi="hi_IN"/>
+        </w:rPr>
+        <w:t>उत 11</w:t>
+      </w:r>
       <w:r>
         <w:rPr>
           <w:lang w:val="hi_IN" w:bidi="hi_IN"/>
@@ -794,18 +788,12 @@
         </w:rPr>
         <w:t xml:space="preserve"> की कई परतें हों और फिर भी एक सुंदर पृष्ठभूमि बनी रहे। संगमरमर का बड़े पैमाने पर इस्तेमाल किया गया था। भवनों को इस तरह से रखा गया था कि उनकी छायाएं उनकी सुंदरता में वृद्धि करती थी। प्रेरित पौलुस ने जब एथेंस शहर का दौरा किया तो उन्होंने यह सारी संरचनात्मक में सुन्दरता देखी, लेकिन “वह शहर में हर जगह देखी गई मूर्तियों से बहुत परेशान हुए” (</w:t>
       </w:r>
-      <w:hyperlink r:id="rId14">
-        <w:r>
-          <w:rPr>
-            <w:lang w:val="hi_IN" w:bidi="hi_IN"/>
-          </w:rPr>
-          <w:rPr>
-            <w:color w:val="0000EE"/>
-            <w:u w:val="single"/>
-          </w:rPr>
-          <w:t>प्रेरि 17:16</w:t>
-        </w:r>
-      </w:hyperlink>
+      <w:r>
+        <w:rPr>
+          <w:lang w:val="hi_IN" w:bidi="hi_IN"/>
+        </w:rPr>
+        <w:t>प्रेरि 17:16</w:t>
+      </w:r>
       <w:r>
         <w:rPr>
           <w:lang w:val="hi_IN" w:bidi="hi_IN"/>
@@ -1017,54 +1005,36 @@
         </w:rPr>
         <w:t xml:space="preserve"> की एक श्रृंखला से जुड़ी हुई थीं।इसके बाद, परिणामी कमरों को दुश्मन के हमलावरों से अतिरिक्त सुरक्षा देने के लिए मिट्टी से भर दिया गया था (</w:t>
       </w:r>
-      <w:hyperlink r:id="rId15">
-        <w:r>
-          <w:rPr>
-            <w:lang w:val="hi_IN" w:bidi="hi_IN"/>
-          </w:rPr>
-          <w:rPr>
-            <w:color w:val="0000EE"/>
-            <w:u w:val="single"/>
-          </w:rPr>
-          <w:t>यहेज 26:9</w:t>
-        </w:r>
-      </w:hyperlink>
+      <w:r>
+        <w:rPr>
+          <w:lang w:val="hi_IN" w:bidi="hi_IN"/>
+        </w:rPr>
+        <w:t>यहेज 26:9</w:t>
+      </w:r>
       <w:r>
         <w:rPr>
           <w:lang w:val="hi_IN" w:bidi="hi_IN"/>
         </w:rPr>
         <w:t>)। कभी-कभी 20 फीट (6 मीटर) मोटी दीवारें बनाई जाती थीं, जिनमें से कुछ पर से बाहर की ओर लटके हुए हिस्से होते थे, ताकि हमलावरों को काबू में किया जा सके। प्रेरित पौलुस को दमिश्क की दीवार से एक टोकरी में ऐसे ही एक कमरे से नीचे उतारा गया था (</w:t>
       </w:r>
-      <w:hyperlink r:id="rId16">
-        <w:r>
-          <w:rPr>
-            <w:lang w:val="hi_IN" w:bidi="hi_IN"/>
-          </w:rPr>
-          <w:rPr>
-            <w:color w:val="0000EE"/>
-            <w:u w:val="single"/>
-          </w:rPr>
-          <w:t>प्रेरि 9:25</w:t>
-        </w:r>
-      </w:hyperlink>
+      <w:r>
+        <w:rPr>
+          <w:lang w:val="hi_IN" w:bidi="hi_IN"/>
+        </w:rPr>
+        <w:t>प्रेरि 9:25</w:t>
+      </w:r>
       <w:r>
         <w:rPr>
           <w:lang w:val="hi_IN" w:bidi="hi_IN"/>
         </w:rPr>
         <w:t xml:space="preserve">; </w:t>
       </w:r>
-      <w:hyperlink r:id="rId17">
-        <w:r>
-          <w:rPr>
-            <w:lang w:val="hi_IN" w:bidi="hi_IN"/>
-          </w:rPr>
-          <w:rPr>
-            <w:color w:val="0000EE"/>
-            <w:u w:val="single"/>
-          </w:rPr>
-          <w:t>2 कुरि 11:33</w:t>
-        </w:r>
-      </w:hyperlink>
+      <w:r>
+        <w:rPr>
+          <w:lang w:val="hi_IN" w:bidi="hi_IN"/>
+        </w:rPr>
+        <w:t>2 कुरि 11:33</w:t>
+      </w:r>
       <w:r>
         <w:rPr>
           <w:lang w:val="hi_IN" w:bidi="hi_IN"/>
@@ -1099,54 +1069,36 @@
         </w:rPr>
         <w:t>ज़्यादातर शहर की दीवारों में दो फाटक होते थे। इनमें से एक ऊँटों के कारवां, रथ और बड़े वाहनों के लिए था; दूसरा, शहर के दूसरी तरफ़, पैदल चलने वालों, गधों और छोटे जानवरों के लिए इस्तेमाल किया जाता था। कई फाटक दोहरे फाटक वाले थे (</w:t>
       </w:r>
-      <w:hyperlink r:id="rId18">
-        <w:r>
-          <w:rPr>
-            <w:lang w:val="hi_IN" w:bidi="hi_IN"/>
-          </w:rPr>
-          <w:rPr>
-            <w:color w:val="0000EE"/>
-            <w:u w:val="single"/>
-          </w:rPr>
-          <w:t>यश 45:1</w:t>
-        </w:r>
-      </w:hyperlink>
+      <w:r>
+        <w:rPr>
+          <w:lang w:val="hi_IN" w:bidi="hi_IN"/>
+        </w:rPr>
+        <w:t>यश 45:1</w:t>
+      </w:r>
       <w:r>
         <w:rPr>
           <w:lang w:val="hi_IN" w:bidi="hi_IN"/>
         </w:rPr>
         <w:t xml:space="preserve">; </w:t>
       </w:r>
-      <w:hyperlink r:id="rId19">
-        <w:r>
-          <w:rPr>
-            <w:lang w:val="hi_IN" w:bidi="hi_IN"/>
-          </w:rPr>
-          <w:rPr>
-            <w:color w:val="0000EE"/>
-            <w:u w:val="single"/>
-          </w:rPr>
-          <w:t>नहे 6:1</w:t>
-        </w:r>
-      </w:hyperlink>
+      <w:r>
+        <w:rPr>
+          <w:lang w:val="hi_IN" w:bidi="hi_IN"/>
+        </w:rPr>
+        <w:t>नहे 6:1</w:t>
+      </w:r>
       <w:r>
         <w:rPr>
           <w:lang w:val="hi_IN" w:bidi="hi_IN"/>
         </w:rPr>
         <w:t>) जो लकड़ी के बने होते थे और कांस्य की परत से ढके होते थे (</w:t>
       </w:r>
-      <w:hyperlink r:id="rId20">
-        <w:r>
-          <w:rPr>
-            <w:lang w:val="hi_IN" w:bidi="hi_IN"/>
-          </w:rPr>
-          <w:rPr>
-            <w:color w:val="0000EE"/>
-            <w:u w:val="single"/>
-          </w:rPr>
-          <w:t>यश 45:2</w:t>
-        </w:r>
-      </w:hyperlink>
+      <w:r>
+        <w:rPr>
+          <w:lang w:val="hi_IN" w:bidi="hi_IN"/>
+        </w:rPr>
+        <w:t>यश 45:2</w:t>
+      </w:r>
       <w:r>
         <w:rPr>
           <w:lang w:val="hi_IN" w:bidi="hi_IN"/>
@@ -1165,54 +1117,36 @@
         </w:rPr>
         <w:t xml:space="preserve"> लकड़ी, कांस्य और लकड़ी की क्षैतिज पट्टियों से सुरक्षित थे। (</w:t>
       </w:r>
-      <w:hyperlink r:id="rId21">
-        <w:r>
-          <w:rPr>
-            <w:lang w:val="hi_IN" w:bidi="hi_IN"/>
-          </w:rPr>
-          <w:rPr>
-            <w:color w:val="0000EE"/>
-            <w:u w:val="single"/>
-          </w:rPr>
-          <w:t>1 रा 4:13</w:t>
-        </w:r>
-      </w:hyperlink>
+      <w:r>
+        <w:rPr>
+          <w:lang w:val="hi_IN" w:bidi="hi_IN"/>
+        </w:rPr>
+        <w:t>1 रा 4:13</w:t>
+      </w:r>
       <w:r>
         <w:rPr>
           <w:lang w:val="hi_IN" w:bidi="hi_IN"/>
         </w:rPr>
         <w:t>), या लोहे (</w:t>
       </w:r>
-      <w:hyperlink r:id="rId22">
-        <w:r>
-          <w:rPr>
-            <w:lang w:val="hi_IN" w:bidi="hi_IN"/>
-          </w:rPr>
-          <w:rPr>
-            <w:color w:val="0000EE"/>
-            <w:u w:val="single"/>
-          </w:rPr>
-          <w:t>भज 107:16</w:t>
-        </w:r>
-      </w:hyperlink>
+      <w:r>
+        <w:rPr>
+          <w:lang w:val="hi_IN" w:bidi="hi_IN"/>
+        </w:rPr>
+        <w:t>भज 107:16</w:t>
+      </w:r>
       <w:r>
         <w:rPr>
           <w:lang w:val="hi_IN" w:bidi="hi_IN"/>
         </w:rPr>
         <w:t>) जो फाटक के खंभों में खुलने वाले स्थानों में ठीके होते हैं (</w:t>
       </w:r>
-      <w:hyperlink r:id="rId23">
-        <w:r>
-          <w:rPr>
-            <w:lang w:val="hi_IN" w:bidi="hi_IN"/>
-          </w:rPr>
-          <w:rPr>
-            <w:color w:val="0000EE"/>
-            <w:u w:val="single"/>
-          </w:rPr>
-          <w:t>न्या 16:3</w:t>
-        </w:r>
-      </w:hyperlink>
+      <w:r>
+        <w:rPr>
+          <w:lang w:val="hi_IN" w:bidi="hi_IN"/>
+        </w:rPr>
+        <w:t>न्या 16:3</w:t>
+      </w:r>
       <w:r>
         <w:rPr>
           <w:lang w:val="hi_IN" w:bidi="hi_IN"/>
@@ -1245,36 +1179,24 @@
         </w:rPr>
         <w:t xml:space="preserve"> इस तरह बनाए जाते थे कि हमलावर, जो अपने बाएं हाथ में ढाल लेकर चलते थे, उन्हें शहर की दीवार और उसके रक्षकों का सामना अपने दाहिने तरफ करना पड़ता था। कभी-कभी फाटक एक बड़े मीनार का हिस्सा होता था (</w:t>
       </w:r>
-      <w:hyperlink r:id="rId24">
-        <w:r>
-          <w:rPr>
-            <w:lang w:val="hi_IN" w:bidi="hi_IN"/>
-          </w:rPr>
-          <w:rPr>
-            <w:color w:val="0000EE"/>
-            <w:u w:val="single"/>
-          </w:rPr>
-          <w:t>2 इति 26:9</w:t>
-        </w:r>
-      </w:hyperlink>
+      <w:r>
+        <w:rPr>
+          <w:lang w:val="hi_IN" w:bidi="hi_IN"/>
+        </w:rPr>
+        <w:t>2 इति 26:9</w:t>
+      </w:r>
       <w:r>
         <w:rPr>
           <w:lang w:val="hi_IN" w:bidi="hi_IN"/>
         </w:rPr>
         <w:t>)। कभी-कभी, मीनार के अंदर सीढ़ियाँ बनाई जाती थीं, ताकि प्रहरी ऊपर तक पहुँचकर निगरानी कर सकें (</w:t>
       </w:r>
-      <w:hyperlink r:id="rId25">
-        <w:r>
-          <w:rPr>
-            <w:lang w:val="hi_IN" w:bidi="hi_IN"/>
-          </w:rPr>
-          <w:rPr>
-            <w:color w:val="0000EE"/>
-            <w:u w:val="single"/>
-          </w:rPr>
-          <w:t>2 रा 9:17</w:t>
-        </w:r>
-      </w:hyperlink>
+      <w:r>
+        <w:rPr>
+          <w:lang w:val="hi_IN" w:bidi="hi_IN"/>
+        </w:rPr>
+        <w:t>2 रा 9:17</w:t>
+      </w:r>
       <w:r>
         <w:rPr>
           <w:lang w:val="hi_IN" w:bidi="hi_IN"/>
@@ -1309,18 +1231,12 @@
         </w:rPr>
         <w:t>एक औसत से ऊपर के इस्राएली घर में एक खुले आंगन की ओर मुख वाले कई कमरे होते थे (</w:t>
       </w:r>
-      <w:hyperlink r:id="rId26">
-        <w:r>
-          <w:rPr>
-            <w:lang w:val="hi_IN" w:bidi="hi_IN"/>
-          </w:rPr>
-          <w:rPr>
-            <w:color w:val="0000EE"/>
-            <w:u w:val="single"/>
-          </w:rPr>
-          <w:t>2 शमू 17:18</w:t>
-        </w:r>
-      </w:hyperlink>
+      <w:r>
+        <w:rPr>
+          <w:lang w:val="hi_IN" w:bidi="hi_IN"/>
+        </w:rPr>
+        <w:t>2 शमू 17:18</w:t>
+      </w:r>
       <w:r>
         <w:rPr>
           <w:lang w:val="hi_IN" w:bidi="hi_IN"/>
@@ -1339,18 +1255,12 @@
         </w:rPr>
         <w:t xml:space="preserve"> या देवदार की लकड़ी होती थी। सपाट छतों को बीम द्वारा सहारा दिया जाता था और लकड़ी या झाड़ियों से जलरोधी बनाया जाता था। एक बाहरी सीढ़ी छत तक पहुंच प्रदान करती थी, और कुछ लोगों ने छत के कक्ष बनाए जो वास्तव में दो मंजिला घर बनाते थे (</w:t>
       </w:r>
-      <w:hyperlink r:id="rId27">
-        <w:r>
-          <w:rPr>
-            <w:lang w:val="hi_IN" w:bidi="hi_IN"/>
-          </w:rPr>
-          <w:rPr>
-            <w:color w:val="0000EE"/>
-            <w:u w:val="single"/>
-          </w:rPr>
-          <w:t>1 रा 17:19</w:t>
-        </w:r>
-      </w:hyperlink>
+      <w:r>
+        <w:rPr>
+          <w:lang w:val="hi_IN" w:bidi="hi_IN"/>
+        </w:rPr>
+        <w:t>1 रा 17:19</w:t>
+      </w:r>
       <w:r>
         <w:rPr>
           <w:lang w:val="hi_IN" w:bidi="hi_IN"/>
@@ -1369,18 +1279,12 @@
         </w:rPr>
         <w:t xml:space="preserve"> होना चाहिए ताकि लोग गिरकर मर न जाएं (</w:t>
       </w:r>
-      <w:hyperlink r:id="rId28">
-        <w:r>
-          <w:rPr>
-            <w:lang w:val="hi_IN" w:bidi="hi_IN"/>
-          </w:rPr>
-          <w:rPr>
-            <w:color w:val="0000EE"/>
-            <w:u w:val="single"/>
-          </w:rPr>
-          <w:t>व्य.वि. 22:8</w:t>
-        </w:r>
-      </w:hyperlink>
+      <w:r>
+        <w:rPr>
+          <w:lang w:val="hi_IN" w:bidi="hi_IN"/>
+        </w:rPr>
+        <w:t>व्य.वि. 22:8</w:t>
+      </w:r>
       <w:r>
         <w:rPr>
           <w:lang w:val="hi_IN" w:bidi="hi_IN"/>
@@ -1415,36 +1319,24 @@
         </w:rPr>
         <w:t>संभवतः इस्राएली वास्तुकला का सबसे महत्वपूर्ण नमूना राजा सुलैमान का मंदिर था। यह भवन उस स्थान पर स्थित थी जहाँ अब्राहम ने अपने बेटे इसहाक की बलि दी थी (</w:t>
       </w:r>
-      <w:hyperlink r:id="rId29">
-        <w:r>
-          <w:rPr>
-            <w:lang w:val="hi_IN" w:bidi="hi_IN"/>
-          </w:rPr>
-          <w:rPr>
-            <w:color w:val="0000EE"/>
-            <w:u w:val="single"/>
-          </w:rPr>
-          <w:t>उत 22</w:t>
-        </w:r>
-      </w:hyperlink>
+      <w:r>
+        <w:rPr>
+          <w:lang w:val="hi_IN" w:bidi="hi_IN"/>
+        </w:rPr>
+        <w:t>उत 22</w:t>
+      </w:r>
       <w:r>
         <w:rPr>
           <w:lang w:val="hi_IN" w:bidi="hi_IN"/>
         </w:rPr>
         <w:t>)। इसे बनाने में साढ़े सात साल लगे और यह अपनी खूबसूरती के साथ-साथ अपने उद्देश्य के लिए भी उल्लेखनीय था। मंदिर की योजना तम्बू के समान ही थी, सिवाय इसके कि इसके आयाम दोगुने और ऊंचाई तीन गुनी कर दी गई थी। दीवारें पत्थर से बनी थीं जिन पर सोना चढ़ा हुआ था (</w:t>
       </w:r>
-      <w:hyperlink r:id="rId30">
-        <w:r>
-          <w:rPr>
-            <w:lang w:val="hi_IN" w:bidi="hi_IN"/>
-          </w:rPr>
-          <w:rPr>
-            <w:color w:val="0000EE"/>
-            <w:u w:val="single"/>
-          </w:rPr>
-          <w:t>1 रा 6:22</w:t>
-        </w:r>
-      </w:hyperlink>
+      <w:r>
+        <w:rPr>
+          <w:lang w:val="hi_IN" w:bidi="hi_IN"/>
+        </w:rPr>
+        <w:t>1 रा 6:22</w:t>
+      </w:r>
       <w:r>
         <w:rPr>
           <w:lang w:val="hi_IN" w:bidi="hi_IN"/>
